--- a/Part_A2/Docs/Μεταγλωττιστες Τεκμηρίωση Α2 .docx
+++ b/Part_A2/Docs/Μεταγλωττιστες Τεκμηρίωση Α2 .docx
@@ -4,7 +4,7 @@
   <w:body>
     <w:p>
       <w:pPr>
-        <w:ind w:left="2040"/>
+        <w:ind w:left="2040" w:firstLine="20"/>
         <w:rPr>
           <w:sz w:val="20"/>
           <w:szCs w:val="20"/>
@@ -1582,9 +1582,17 @@
     </w:p>
     <w:p>
       <w:pPr>
-        <w:ind w:hanging="142"/>
         <w:jc w:val="both"/>
       </w:pPr>
+      <w:r>
+        <w:t>Αντιστοιχεί είτε στο 0</w:t>
+      </w:r>
+      <w:r>
+        <w:t>, είτε σε ακέραιο αριθμό με προαιρετ</w:t>
+      </w:r>
+      <w:r>
+        <w:t>ικό πρόσημο που δεν ξεκινά με 0.</w:t>
+      </w:r>
     </w:p>
     <w:p>
       <w:pPr>
@@ -1636,7 +1644,23 @@
         <w:jc w:val="both"/>
       </w:pPr>
       <w:r>
-        <w:t>^[+-]?([0-9]+(.[0-9]+)?([eE][+-]?[0-9]+)?|.[0-9]+([eE][+-]?[0-9]+)?)$</w:t>
+        <w:t>[+-]?[0-9]+(([</w:t>
+      </w:r>
+      <w:proofErr w:type="spellStart"/>
+      <w:r>
+        <w:t>eE</w:t>
+      </w:r>
+      <w:proofErr w:type="spellEnd"/>
+      <w:r>
+        <w:t>][+-]?[0-9]+)|\.[0-9]+[</w:t>
+      </w:r>
+      <w:proofErr w:type="spellStart"/>
+      <w:r>
+        <w:t>eE</w:t>
+      </w:r>
+      <w:proofErr w:type="spellEnd"/>
+      <w:r>
+        <w:t>][+-]?[0-9]+|\.[0-9]+)</w:t>
       </w:r>
     </w:p>
     <w:p>
@@ -1648,6 +1672,33 @@
       <w:pPr>
         <w:jc w:val="both"/>
       </w:pPr>
+      <w:r>
+        <w:t xml:space="preserve">Αντιστοιχεί σε δεκαδικούς αριθμούς με προαιρετικό πρόσημο και υποστηρίζει </w:t>
+      </w:r>
+      <w:r>
+        <w:t>δυνάμεις</w:t>
+      </w:r>
+      <w:r>
+        <w:t xml:space="preserve"> με την χρήση του χαρακτήρα </w:t>
+      </w:r>
+      <w:r>
+        <w:rPr>
+          <w:lang w:val="en-US"/>
+        </w:rPr>
+        <w:t>e</w:t>
+      </w:r>
+      <w:r>
+        <w:t xml:space="preserve"> ή </w:t>
+      </w:r>
+      <w:r>
+        <w:rPr>
+          <w:lang w:val="en-US"/>
+        </w:rPr>
+        <w:t>E</w:t>
+      </w:r>
+      <w:r>
+        <w:t>.</w:t>
+      </w:r>
     </w:p>
     <w:p>
       <w:pPr>
@@ -1717,6 +1768,45 @@
       <w:pPr>
         <w:jc w:val="both"/>
       </w:pPr>
+      <w:r>
+        <w:t>Αντιστοιχεί σε διαχωριστές γραμμών</w:t>
+      </w:r>
+      <w:r>
+        <w:t xml:space="preserve"> \</w:t>
+      </w:r>
+      <w:r>
+        <w:rPr>
+          <w:lang w:val="en-US"/>
+        </w:rPr>
+        <w:t>t</w:t>
+      </w:r>
+      <w:r>
+        <w:t xml:space="preserve"> </w:t>
+      </w:r>
+      <w:r>
+        <w:t xml:space="preserve">η </w:t>
+      </w:r>
+      <w:r>
+        <w:t>\</w:t>
+      </w:r>
+      <w:r>
+        <w:rPr>
+          <w:lang w:val="en-US"/>
+        </w:rPr>
+        <w:t>n</w:t>
+      </w:r>
+      <w:r>
+        <w:t xml:space="preserve">, EOF ή και το κενό </w:t>
+      </w:r>
+      <w:r>
+        <w:t>(</w:t>
+      </w:r>
+      <w:r>
+        <w:t xml:space="preserve">μέσω του άδειου </w:t>
+      </w:r>
+      <w:r>
+        <w:t>|)</w:t>
+      </w:r>
     </w:p>
     <w:p>
       <w:pPr>
@@ -1931,6 +2021,67 @@
       <w:pPr>
         <w:jc w:val="both"/>
       </w:pPr>
+      <w:r>
+        <w:t xml:space="preserve">Αντιστοιχεί σε συμβολοσειρές μέσα σε διπλά εισαγωγικά, επιτρέποντας </w:t>
+      </w:r>
+      <w:proofErr w:type="spellStart"/>
+      <w:r>
+        <w:t>escape</w:t>
+      </w:r>
+      <w:proofErr w:type="spellEnd"/>
+      <w:r>
+        <w:t xml:space="preserve"> χαρακτήρες όπως </w:t>
+      </w:r>
+      <w:r>
+        <w:rPr>
+          <w:rStyle w:val="HTML"/>
+          <w:rFonts w:eastAsiaTheme="minorEastAsia"/>
+        </w:rPr>
+        <w:t>\\</w:t>
+      </w:r>
+      <w:r>
+        <w:t xml:space="preserve">, </w:t>
+      </w:r>
+      <w:r>
+        <w:rPr>
+          <w:rStyle w:val="HTML"/>
+          <w:rFonts w:eastAsiaTheme="minorEastAsia"/>
+        </w:rPr>
+        <w:t>\"</w:t>
+      </w:r>
+      <w:r>
+        <w:t xml:space="preserve">, </w:t>
+      </w:r>
+      <w:r>
+        <w:rPr>
+          <w:rStyle w:val="HTML"/>
+          <w:rFonts w:eastAsiaTheme="minorEastAsia"/>
+        </w:rPr>
+        <w:t>\n</w:t>
+      </w:r>
+      <w:r>
+        <w:t xml:space="preserve"> ή οποιονδήποτε χαρακτήρα εκτός από </w:t>
+      </w:r>
+      <w:r>
+        <w:rPr>
+          <w:rStyle w:val="HTML"/>
+          <w:rFonts w:eastAsiaTheme="minorEastAsia"/>
+        </w:rPr>
+        <w:t>"</w:t>
+      </w:r>
+      <w:r>
+        <w:t xml:space="preserve">, </w:t>
+      </w:r>
+      <w:r>
+        <w:rPr>
+          <w:rStyle w:val="HTML"/>
+          <w:rFonts w:eastAsiaTheme="minorEastAsia"/>
+        </w:rPr>
+        <w:t>\</w:t>
+      </w:r>
+      <w:r>
+        <w:t>, νέα γραμμή εκτός αν υπάρχει \.</w:t>
+      </w:r>
     </w:p>
     <w:p>
       <w:pPr>
@@ -1978,6 +2129,32 @@
       </w:pPr>
       <w:r>
         <w:t>;.*</w:t>
+      </w:r>
+    </w:p>
+    <w:p>
+      <w:pPr>
+        <w:jc w:val="both"/>
+      </w:pPr>
+    </w:p>
+    <w:p>
+      <w:r>
+        <w:t xml:space="preserve">Αντιστοιχεί σε σχόλια που ξεκινούν με ; και συνεχίζουν </w:t>
+      </w:r>
+      <w:proofErr w:type="spellStart"/>
+      <w:r>
+        <w:t>επ</w:t>
+      </w:r>
+      <w:proofErr w:type="spellEnd"/>
+      <w:r>
+        <w:t xml:space="preserve"> </w:t>
+      </w:r>
+      <w:proofErr w:type="spellStart"/>
+      <w:r>
+        <w:t>αορίστον</w:t>
+      </w:r>
+      <w:proofErr w:type="spellEnd"/>
+      <w:r>
+        <w:t xml:space="preserve"> μέχρι το τέλος της γραμμής.</w:t>
       </w:r>
     </w:p>
     <w:p>
@@ -1987,174 +2164,177 @@
     </w:p>
     <w:p>
       <w:pPr>
-        <w:jc w:val="both"/>
+        <w:rPr>
+          <w:sz w:val="28"/>
+          <w:u w:val="single"/>
+        </w:rPr>
+      </w:pPr>
+      <w:r>
+        <w:rPr>
+          <w:sz w:val="28"/>
+          <w:u w:val="single"/>
+        </w:rPr>
+        <w:t>Ονόματα ορισμών και στοιχείων γεγονότων:</w:t>
+      </w:r>
+    </w:p>
+    <w:p>
+      <w:pPr>
+        <w:rPr>
+          <w:sz w:val="28"/>
+          <w:u w:val="single"/>
+        </w:rPr>
       </w:pPr>
     </w:p>
     <w:p>
       <w:pPr>
         <w:rPr>
-          <w:sz w:val="28"/>
-          <w:u w:val="single"/>
+          <w:lang w:val="en-US"/>
         </w:rPr>
       </w:pPr>
       <w:r>
         <w:rPr>
-          <w:sz w:val="28"/>
-          <w:u w:val="single"/>
-        </w:rPr>
-        <w:t>Ονόματα ορισμών και στοιχείων γεγονότων:</w:t>
+          <w:b/>
+        </w:rPr>
+        <w:t xml:space="preserve"> </w:t>
+      </w:r>
+      <w:proofErr w:type="gramStart"/>
+      <w:r>
+        <w:rPr>
+          <w:lang w:val="en-US"/>
+        </w:rPr>
+        <w:t>^[</w:t>
+      </w:r>
+      <w:proofErr w:type="gramEnd"/>
+      <w:r>
+        <w:rPr>
+          <w:lang w:val="en-US"/>
+        </w:rPr>
+        <w:t>A-</w:t>
+      </w:r>
+      <w:proofErr w:type="spellStart"/>
+      <w:r>
+        <w:rPr>
+          <w:lang w:val="en-US"/>
+        </w:rPr>
+        <w:t>Za</w:t>
+      </w:r>
+      <w:proofErr w:type="spellEnd"/>
+      <w:r>
+        <w:rPr>
+          <w:lang w:val="en-US"/>
+        </w:rPr>
+        <w:t>-z]([A-Za-z0-9-_])*([A-Za-z0-9])$</w:t>
       </w:r>
     </w:p>
     <w:p>
       <w:pPr>
         <w:rPr>
-          <w:sz w:val="28"/>
-          <w:u w:val="single"/>
+          <w:lang w:val="en-US"/>
         </w:rPr>
       </w:pPr>
     </w:p>
     <w:p>
       <w:pPr>
         <w:rPr>
-          <w:lang w:val="en-US"/>
+          <w:b/>
         </w:rPr>
       </w:pPr>
       <w:r>
-        <w:rPr>
-          <w:b/>
-        </w:rPr>
-        <w:t xml:space="preserve"> </w:t>
-      </w:r>
-      <w:proofErr w:type="gramStart"/>
-      <w:r>
-        <w:rPr>
-          <w:lang w:val="en-US"/>
-        </w:rPr>
-        <w:t>^[</w:t>
-      </w:r>
-      <w:proofErr w:type="gramEnd"/>
-      <w:r>
-        <w:rPr>
-          <w:lang w:val="en-US"/>
-        </w:rPr>
-        <w:t>A-</w:t>
-      </w:r>
-      <w:proofErr w:type="spellStart"/>
-      <w:r>
-        <w:rPr>
-          <w:lang w:val="en-US"/>
-        </w:rPr>
-        <w:t>Za</w:t>
-      </w:r>
-      <w:proofErr w:type="spellEnd"/>
-      <w:r>
-        <w:rPr>
-          <w:lang w:val="en-US"/>
-        </w:rPr>
-        <w:t>-z]([A-Za-z0-9-_])*([A-Za-z0-9])$</w:t>
+        <w:t>Αντιστοιχεί σε λέξεις που ξεκινούν με γράμμα, περιέχουν γράμματα, αριθμούς, παύλες ή κάτω παύλες, και</w:t>
+      </w:r>
+      <w:r>
+        <w:t xml:space="preserve"> τελειώνουν με γράμμα ή αριθμό και όχι παύλες</w:t>
+      </w:r>
+      <w:r>
+        <w:t>.</w:t>
       </w:r>
     </w:p>
     <w:p>
       <w:pPr>
         <w:rPr>
-          <w:lang w:val="en-US"/>
+          <w:b/>
         </w:rPr>
       </w:pPr>
     </w:p>
     <w:p>
-      <w:pPr>
-        <w:rPr>
-          <w:b/>
+      <w:r>
+        <w:rPr>
+          <w:sz w:val="28"/>
+          <w:u w:val="single"/>
+        </w:rPr>
+        <w:t>Μεταβλητές</w:t>
+      </w:r>
+      <w:r>
+        <w:rPr>
+          <w:sz w:val="28"/>
+          <w:u w:val="single"/>
+        </w:rPr>
+        <w:t>:</w:t>
+      </w:r>
+      <w:r>
+        <w:br/>
+      </w:r>
+      <w:r>
+        <w:br/>
+      </w:r>
+      <w:r>
+        <w:t xml:space="preserve"> ^\?[</w:t>
+      </w:r>
+      <w:r>
+        <w:rPr>
           <w:lang w:val="en-US"/>
         </w:rPr>
-      </w:pPr>
+        <w:t>A</w:t>
+      </w:r>
+      <w:r>
+        <w:t>-</w:t>
+      </w:r>
+      <w:proofErr w:type="spellStart"/>
+      <w:r>
+        <w:rPr>
+          <w:lang w:val="en-US"/>
+        </w:rPr>
+        <w:t>Za</w:t>
+      </w:r>
+      <w:proofErr w:type="spellEnd"/>
+      <w:r>
+        <w:t>-</w:t>
+      </w:r>
+      <w:r>
+        <w:rPr>
+          <w:lang w:val="en-US"/>
+        </w:rPr>
+        <w:t>z</w:t>
+      </w:r>
+      <w:r>
+        <w:t>0-9</w:t>
+      </w:r>
+      <w:proofErr w:type="gramStart"/>
+      <w:r>
+        <w:t>]+</w:t>
+      </w:r>
+      <w:proofErr w:type="gramEnd"/>
+    </w:p>
+    <w:p/>
+    <w:p>
+      <w:r>
+        <w:t>Αντιστοιχεί σε μεταβλητές που ξεκινούν με ? και ακολουθούνται από ένα ή περισσότερα γράμματα ή ψηφία.</w:t>
+      </w:r>
+    </w:p>
+    <w:p>
+      <w:bookmarkStart w:id="3" w:name="_GoBack"/>
+      <w:bookmarkEnd w:id="3"/>
     </w:p>
     <w:p>
       <w:pPr>
-        <w:rPr>
-          <w:b/>
-          <w:lang w:val="en-US"/>
-        </w:rPr>
-      </w:pPr>
-    </w:p>
-    <w:p>
-      <w:r>
-        <w:rPr>
-          <w:sz w:val="28"/>
-          <w:u w:val="single"/>
-        </w:rPr>
-        <w:t>Μεταβλητές</w:t>
-      </w:r>
-      <w:r>
-        <w:rPr>
-          <w:sz w:val="28"/>
-          <w:u w:val="single"/>
-        </w:rPr>
-        <w:t>:</w:t>
-      </w:r>
-      <w:r>
-        <w:br/>
-      </w:r>
-      <w:r>
-        <w:br/>
-      </w:r>
-      <w:r>
-        <w:t xml:space="preserve"> ^\?[</w:t>
-      </w:r>
-      <w:r>
-        <w:rPr>
-          <w:lang w:val="en-US"/>
-        </w:rPr>
-        <w:t>A</w:t>
-      </w:r>
-      <w:r>
-        <w:t>-</w:t>
-      </w:r>
-      <w:proofErr w:type="spellStart"/>
-      <w:r>
-        <w:rPr>
-          <w:lang w:val="en-US"/>
-        </w:rPr>
-        <w:t>Za</w:t>
-      </w:r>
-      <w:proofErr w:type="spellEnd"/>
-      <w:r>
-        <w:t>-</w:t>
-      </w:r>
-      <w:r>
-        <w:rPr>
-          <w:lang w:val="en-US"/>
-        </w:rPr>
-        <w:t>z</w:t>
-      </w:r>
-      <w:r>
-        <w:t>0-9</w:t>
-      </w:r>
-      <w:proofErr w:type="gramStart"/>
-      <w:r>
-        <w:t>]+</w:t>
-      </w:r>
-      <w:proofErr w:type="gramEnd"/>
-    </w:p>
-    <w:p/>
-    <w:p/>
-    <w:p/>
-    <w:p/>
-    <w:p/>
-    <w:p/>
-    <w:p/>
-    <w:p/>
-    <w:p/>
-    <w:p>
-      <w:pPr>
         <w:pStyle w:val="1"/>
         <w:rPr>
           <w:rFonts w:ascii="Times New Roman" w:hAnsi="Times New Roman" w:cs="Times New Roman"/>
           <w:sz w:val="36"/>
         </w:rPr>
       </w:pPr>
-      <w:bookmarkStart w:id="3" w:name="_Toc198326262"/>
-      <w:bookmarkStart w:id="4" w:name="_Toc198328756"/>
+      <w:bookmarkStart w:id="4" w:name="_Toc198326262"/>
+      <w:bookmarkStart w:id="5" w:name="_Toc198328756"/>
       <w:r>
         <w:rPr>
           <w:rFonts w:ascii="Times New Roman" w:hAnsi="Times New Roman" w:cs="Times New Roman"/>
@@ -2163,8 +2343,8 @@
         <w:lastRenderedPageBreak/>
         <w:t>Αυτόματα πεπερασμένων καταστάσεων ή ΔΜ (επιμέρους &amp; ενιαίο)</w:t>
       </w:r>
-      <w:bookmarkEnd w:id="3"/>
       <w:bookmarkEnd w:id="4"/>
+      <w:bookmarkEnd w:id="5"/>
     </w:p>
     <w:p/>
     <w:p>
@@ -2874,8 +3054,8 @@
           <w:sz w:val="36"/>
         </w:rPr>
       </w:pPr>
-      <w:bookmarkStart w:id="5" w:name="_Toc198326263"/>
-      <w:bookmarkStart w:id="6" w:name="_Toc198328757"/>
+      <w:bookmarkStart w:id="6" w:name="_Toc198326263"/>
+      <w:bookmarkStart w:id="7" w:name="_Toc198328757"/>
       <w:r>
         <w:rPr>
           <w:rFonts w:ascii="Times New Roman" w:hAnsi="Times New Roman" w:cs="Times New Roman"/>
@@ -2884,8 +3064,8 @@
         <w:lastRenderedPageBreak/>
         <w:t>Πίνακες μεταβάσεων (επιμέρους &amp; ενιαίος)</w:t>
       </w:r>
-      <w:bookmarkEnd w:id="5"/>
       <w:bookmarkEnd w:id="6"/>
+      <w:bookmarkEnd w:id="7"/>
     </w:p>
     <w:p/>
     <w:p>
@@ -16818,8 +16998,8 @@
           <w:sz w:val="36"/>
         </w:rPr>
       </w:pPr>
-      <w:bookmarkStart w:id="7" w:name="_Toc198326264"/>
-      <w:bookmarkStart w:id="8" w:name="_Toc198328758"/>
+      <w:bookmarkStart w:id="8" w:name="_Toc198326264"/>
+      <w:bookmarkStart w:id="9" w:name="_Toc198328758"/>
       <w:r>
         <w:rPr>
           <w:rFonts w:ascii="Times New Roman" w:hAnsi="Times New Roman" w:cs="Times New Roman"/>
@@ -16834,8 +17014,8 @@
         </w:rPr>
         <w:t>.</w:t>
       </w:r>
-      <w:bookmarkEnd w:id="7"/>
       <w:bookmarkEnd w:id="8"/>
+      <w:bookmarkEnd w:id="9"/>
     </w:p>
     <w:p/>
     <w:p>
@@ -39393,8 +39573,8 @@
           <w:sz w:val="36"/>
         </w:rPr>
       </w:pPr>
-      <w:bookmarkStart w:id="9" w:name="_Toc198326265"/>
-      <w:bookmarkStart w:id="10" w:name="_Toc198328759"/>
+      <w:bookmarkStart w:id="10" w:name="_Toc198326265"/>
+      <w:bookmarkStart w:id="11" w:name="_Toc198328759"/>
       <w:r>
         <w:rPr>
           <w:rFonts w:ascii="Times New Roman" w:hAnsi="Times New Roman" w:cs="Times New Roman"/>
@@ -39452,8 +39632,8 @@
         </w:rPr>
         <w:t>.</w:t>
       </w:r>
-      <w:bookmarkEnd w:id="9"/>
       <w:bookmarkEnd w:id="10"/>
+      <w:bookmarkEnd w:id="11"/>
       <w:r>
         <w:rPr>
           <w:rFonts w:ascii="Times New Roman" w:hAnsi="Times New Roman" w:cs="Times New Roman"/>
@@ -40143,8 +40323,8 @@
           <w:rFonts w:ascii="Times New Roman" w:hAnsi="Times New Roman" w:cs="Times New Roman"/>
         </w:rPr>
       </w:pPr>
-      <w:bookmarkStart w:id="11" w:name="_Toc198326266"/>
-      <w:bookmarkStart w:id="12" w:name="_Toc198328760"/>
+      <w:bookmarkStart w:id="12" w:name="_Toc198326266"/>
+      <w:bookmarkStart w:id="13" w:name="_Toc198328760"/>
       <w:r>
         <w:rPr>
           <w:rFonts w:ascii="Times New Roman" w:hAnsi="Times New Roman" w:cs="Times New Roman"/>
@@ -40153,8 +40333,8 @@
         <w:lastRenderedPageBreak/>
         <w:t>Ανάλυση αρμοδιοτήτων μελών της ομάδας</w:t>
       </w:r>
-      <w:bookmarkEnd w:id="11"/>
       <w:bookmarkEnd w:id="12"/>
+      <w:bookmarkEnd w:id="13"/>
       <w:r>
         <w:rPr>
           <w:rFonts w:ascii="Times New Roman" w:hAnsi="Times New Roman" w:cs="Times New Roman"/>
@@ -40476,8 +40656,6 @@
       <w:r>
         <w:t>: Συλλογικά (το κάθε μέλος πρόσθεσε το αντίστοιχο κομμάτι που δούλεψε στο επιμέρους)</w:t>
       </w:r>
-      <w:bookmarkStart w:id="13" w:name="_GoBack"/>
-      <w:bookmarkEnd w:id="13"/>
     </w:p>
     <w:p>
       <w:pPr>
@@ -40782,7 +40960,7 @@
           <w:rPr>
             <w:noProof/>
           </w:rPr>
-          <w:t>42</w:t>
+          <w:t>4</w:t>
         </w:r>
         <w:r>
           <w:fldChar w:fldCharType="end"/>
@@ -42302,6 +42480,19 @@
       <w:lang w:eastAsia="el-GR"/>
     </w:rPr>
   </w:style>
+  <w:style w:type="character" w:styleId="HTML">
+    <w:name w:val="HTML Code"/>
+    <w:basedOn w:val="a0"/>
+    <w:uiPriority w:val="99"/>
+    <w:semiHidden/>
+    <w:unhideWhenUsed/>
+    <w:rsid w:val="002D0077"/>
+    <w:rPr>
+      <w:rFonts w:ascii="Courier New" w:eastAsia="Times New Roman" w:hAnsi="Courier New" w:cs="Courier New"/>
+      <w:sz w:val="20"/>
+      <w:szCs w:val="20"/>
+    </w:rPr>
+  </w:style>
 </w:styles>
 </file>
 
@@ -42605,7 +42796,7 @@
 </file>
 
 <file path=customXml/itemProps1.xml><?xml version="1.0" encoding="utf-8"?>
-<ds:datastoreItem xmlns:ds="http://schemas.openxmlformats.org/officeDocument/2006/customXml" ds:itemID="{631F3496-0C4B-41A6-BC19-22B8B4380300}">
+<ds:datastoreItem xmlns:ds="http://schemas.openxmlformats.org/officeDocument/2006/customXml" ds:itemID="{2ED6B1A1-9F9D-42C6-A383-7F1886CD9B4B}">
   <ds:schemaRefs>
     <ds:schemaRef ds:uri="http://schemas.openxmlformats.org/officeDocument/2006/bibliography"/>
   </ds:schemaRefs>

--- a/Part_A2/Docs/Μεταγλωττιστες Τεκμηρίωση Α2 .docx
+++ b/Part_A2/Docs/Μεταγλωττιστες Τεκμηρίωση Α2 .docx
@@ -2321,10 +2321,7 @@
         <w:t>Αντιστοιχεί σε μεταβλητές που ξεκινούν με ? και ακολουθούνται από ένα ή περισσότερα γράμματα ή ψηφία.</w:t>
       </w:r>
     </w:p>
-    <w:p>
-      <w:bookmarkStart w:id="3" w:name="_GoBack"/>
-      <w:bookmarkEnd w:id="3"/>
-    </w:p>
+    <w:p/>
     <w:p>
       <w:pPr>
         <w:pStyle w:val="1"/>
@@ -2333,8 +2330,8 @@
           <w:sz w:val="36"/>
         </w:rPr>
       </w:pPr>
-      <w:bookmarkStart w:id="4" w:name="_Toc198326262"/>
-      <w:bookmarkStart w:id="5" w:name="_Toc198328756"/>
+      <w:bookmarkStart w:id="3" w:name="_Toc198326262"/>
+      <w:bookmarkStart w:id="4" w:name="_Toc198328756"/>
       <w:r>
         <w:rPr>
           <w:rFonts w:ascii="Times New Roman" w:hAnsi="Times New Roman" w:cs="Times New Roman"/>
@@ -2343,8 +2340,8 @@
         <w:lastRenderedPageBreak/>
         <w:t>Αυτόματα πεπερασμένων καταστάσεων ή ΔΜ (επιμέρους &amp; ενιαίο)</w:t>
       </w:r>
+      <w:bookmarkEnd w:id="3"/>
       <w:bookmarkEnd w:id="4"/>
-      <w:bookmarkEnd w:id="5"/>
     </w:p>
     <w:p/>
     <w:p>
@@ -3054,8 +3051,8 @@
           <w:sz w:val="36"/>
         </w:rPr>
       </w:pPr>
-      <w:bookmarkStart w:id="6" w:name="_Toc198326263"/>
-      <w:bookmarkStart w:id="7" w:name="_Toc198328757"/>
+      <w:bookmarkStart w:id="5" w:name="_Toc198326263"/>
+      <w:bookmarkStart w:id="6" w:name="_Toc198328757"/>
       <w:r>
         <w:rPr>
           <w:rFonts w:ascii="Times New Roman" w:hAnsi="Times New Roman" w:cs="Times New Roman"/>
@@ -3064,8 +3061,8 @@
         <w:lastRenderedPageBreak/>
         <w:t>Πίνακες μεταβάσεων (επιμέρους &amp; ενιαίος)</w:t>
       </w:r>
+      <w:bookmarkEnd w:id="5"/>
       <w:bookmarkEnd w:id="6"/>
-      <w:bookmarkEnd w:id="7"/>
     </w:p>
     <w:p/>
     <w:p>
@@ -7406,7 +7403,7 @@
           <w:sz w:val="28"/>
           <w:u w:val="single"/>
         </w:rPr>
-        <w:t>Πίνακας συμβολοσειρών</w:t>
+        <w:t>Πίνακας σχολίων</w:t>
       </w:r>
       <w:r>
         <w:rPr>
@@ -7416,6 +7413,8 @@
         </w:rPr>
         <w:t>:</w:t>
       </w:r>
+      <w:bookmarkStart w:id="7" w:name="_GoBack"/>
+      <w:bookmarkEnd w:id="7"/>
     </w:p>
     <w:p/>
     <w:tbl>
@@ -8203,7 +8202,7 @@
           <w:u w:val="single"/>
         </w:rPr>
         <w:lastRenderedPageBreak/>
-        <w:t>Πίνακας σχολίων</w:t>
+        <w:t>Πίνακας συμβολοσειρών</w:t>
       </w:r>
       <w:r>
         <w:rPr>
@@ -40960,7 +40959,7 @@
           <w:rPr>
             <w:noProof/>
           </w:rPr>
-          <w:t>4</w:t>
+          <w:t>21</w:t>
         </w:r>
         <w:r>
           <w:fldChar w:fldCharType="end"/>
@@ -42796,7 +42795,7 @@
 </file>
 
 <file path=customXml/itemProps1.xml><?xml version="1.0" encoding="utf-8"?>
-<ds:datastoreItem xmlns:ds="http://schemas.openxmlformats.org/officeDocument/2006/customXml" ds:itemID="{2ED6B1A1-9F9D-42C6-A383-7F1886CD9B4B}">
+<ds:datastoreItem xmlns:ds="http://schemas.openxmlformats.org/officeDocument/2006/customXml" ds:itemID="{4A6A07DB-847F-49DB-AD71-6EE6AA7861FB}">
   <ds:schemaRefs>
     <ds:schemaRef ds:uri="http://schemas.openxmlformats.org/officeDocument/2006/bibliography"/>
   </ds:schemaRefs>
